--- a/downloads/p4/P4_IT_Term2_Class_Test_1_Answer_Key.docx
+++ b/downloads/p4/P4_IT_Term2_Class_Test_1_Answer_Key.docx
@@ -4,25 +4,1665 @@
   <w:body>
     <w:p>
       <w:pPr>
-        <w:pStyle w:val="Heading1"/>
-      </w:pPr>
-      <w:r>
-        <w:t xml:space="preserve">SINGAPORE SCHOOL KINDERLAND</w:t>
-      </w:r>
-    </w:p>
-    <w:p>
-      <w:r>
-        <w:t xml:space="preserve">P4 IT Term 2 CT 1 Answer Key</w:t>
-      </w:r>
-    </w:p>
-    <w:p>
-      <w:r>
-        <w:t xml:space="preserve">Marking Scheme for Ch 3 &amp; Ch 4</w:t>
+        <w:spacing w:after="40"/>
+        <w:jc w:val="center"/>
+      </w:pPr>
+      <w:r>
+        <w:drawing>
+          <wp:inline distT="0" distB="0" distL="0" distR="0">
+            <wp:extent cx="619125" cy="619125"/>
+            <wp:effectExtent t="0" r="0" b="0" l="0"/>
+            <wp:docPr id="1" name="" descr="" title=""/>
+            <wp:cNvGraphicFramePr>
+              <a:graphicFrameLocks xmlns:a="http://schemas.openxmlformats.org/drawingml/2006/main" noChangeAspect="1"/>
+            </wp:cNvGraphicFramePr>
+            <a:graphic xmlns:a="http://schemas.openxmlformats.org/drawingml/2006/main">
+              <a:graphicData uri="http://schemas.openxmlformats.org/drawingml/2006/picture">
+                <pic:pic xmlns:pic="http://schemas.openxmlformats.org/drawingml/2006/picture">
+                  <pic:nvPicPr>
+                    <pic:cNvPr id="0" name="" descr=""/>
+                    <pic:cNvPicPr>
+                      <a:picLocks noChangeAspect="1" noChangeArrowheads="1"/>
+                    </pic:cNvPicPr>
+                  </pic:nvPicPr>
+                  <pic:blipFill>
+                    <a:blip r:embed="rId7" cstate="none"/>
+                    <a:srcRect/>
+                    <a:stretch>
+                      <a:fillRect/>
+                    </a:stretch>
+                  </pic:blipFill>
+                  <pic:spPr bwMode="auto">
+                    <a:xfrm>
+                      <a:off x="0" y="0"/>
+                      <a:ext cx="619125" cy="619125"/>
+                    </a:xfrm>
+                    <a:prstGeom prst="rect">
+                      <a:avLst/>
+                    </a:prstGeom>
+                  </pic:spPr>
+                </pic:pic>
+              </a:graphicData>
+            </a:graphic>
+          </wp:inline>
+        </w:drawing>
+      </w:r>
+    </w:p>
+    <w:p>
+      <w:pPr>
+        <w:spacing w:after="20"/>
+        <w:jc w:val="center"/>
+      </w:pPr>
+      <w:r>
+        <w:rPr>
+          <w:rFonts w:ascii="Times New Roman" w:cs="Times New Roman" w:eastAsia="Times New Roman" w:hAnsi="Times New Roman"/>
+          <w:b/>
+          <w:bCs/>
+          <w:i w:val="false"/>
+          <w:iCs w:val="false"/>
+          <w:color w:val="000000"/>
+          <w:sz w:val="28"/>
+          <w:szCs w:val="28"/>
+        </w:rPr>
+        <w:t xml:space="preserve">Singapore School Kinderland Primary-4</w:t>
+      </w:r>
+    </w:p>
+    <w:p>
+      <w:pPr>
+        <w:spacing w:after="20"/>
+        <w:jc w:val="center"/>
+      </w:pPr>
+      <w:r>
+        <w:rPr>
+          <w:rFonts w:ascii="Times New Roman" w:cs="Times New Roman" w:eastAsia="Times New Roman" w:hAnsi="Times New Roman"/>
+          <w:b/>
+          <w:bCs/>
+          <w:i w:val="false"/>
+          <w:iCs w:val="false"/>
+          <w:color w:val="000000"/>
+          <w:sz w:val="26"/>
+          <w:szCs w:val="26"/>
+        </w:rPr>
+        <w:t xml:space="preserve">IT</w:t>
+      </w:r>
+    </w:p>
+    <w:p>
+      <w:pPr>
+        <w:spacing w:after="20"/>
+        <w:jc w:val="center"/>
+      </w:pPr>
+      <w:r>
+        <w:rPr>
+          <w:rFonts w:ascii="Times New Roman" w:cs="Times New Roman" w:eastAsia="Times New Roman" w:hAnsi="Times New Roman"/>
+          <w:b/>
+          <w:bCs/>
+          <w:i w:val="false"/>
+          <w:iCs w:val="false"/>
+          <w:color w:val="000000"/>
+          <w:sz w:val="26"/>
+          <w:szCs w:val="26"/>
+        </w:rPr>
+        <w:t xml:space="preserve">Term 2</w:t>
+      </w:r>
+    </w:p>
+    <w:p>
+      <w:pPr>
+        <w:spacing w:after="100"/>
+        <w:jc w:val="center"/>
+      </w:pPr>
+      <w:r>
+        <w:rPr>
+          <w:rFonts w:ascii="Times New Roman" w:cs="Times New Roman" w:eastAsia="Times New Roman" w:hAnsi="Times New Roman"/>
+          <w:b/>
+          <w:bCs/>
+          <w:i w:val="false"/>
+          <w:iCs w:val="false"/>
+          <w:color w:val="000000"/>
+          <w:sz w:val="26"/>
+          <w:szCs w:val="26"/>
+        </w:rPr>
+        <w:t xml:space="preserve">Class Test-1</w:t>
+      </w:r>
+      <w:r>
+        <w:rPr>
+          <w:rFonts w:ascii="Times New Roman" w:cs="Times New Roman" w:eastAsia="Times New Roman" w:hAnsi="Times New Roman"/>
+          <w:b/>
+          <w:bCs/>
+          <w:i w:val="false"/>
+          <w:iCs w:val="false"/>
+          <w:color w:val="B00000"/>
+          <w:sz w:val="26"/>
+          <w:szCs w:val="26"/>
+        </w:rPr>
+        <w:t xml:space="preserve">  (ANSWER KEY)</w:t>
+      </w:r>
+    </w:p>
+    <w:tbl>
+      <w:tblPr>
+        <w:tblW w:type="pct" w:w="100%"/>
+        <w:tblBorders>
+          <w:top w:val="none" w:color="auto" w:sz="0"/>
+          <w:left w:val="none" w:color="auto" w:sz="0"/>
+          <w:bottom w:val="none" w:color="auto" w:sz="0"/>
+          <w:right w:val="none" w:color="auto" w:sz="0"/>
+          <w:insideH w:val="single" w:color="auto" w:sz="4"/>
+          <w:insideV w:val="single" w:color="auto" w:sz="4"/>
+        </w:tblBorders>
+      </w:tblPr>
+      <w:tblGrid>
+        <w:gridCol w:w="100"/>
+        <w:gridCol w:w="100"/>
+      </w:tblGrid>
+      <w:tr>
+        <w:tc>
+          <w:tcPr>
+            <w:tcW w:type="pct" w:w="50%"/>
+            <w:tcBorders>
+              <w:top w:val="none" w:color="auto" w:sz="0"/>
+              <w:left w:val="none" w:color="auto" w:sz="0"/>
+              <w:bottom w:val="none" w:color="auto" w:sz="0"/>
+              <w:right w:val="none" w:color="auto" w:sz="0"/>
+            </w:tcBorders>
+          </w:tcPr>
+          <w:p>
+            <w:r>
+              <w:rPr>
+                <w:rFonts w:ascii="Times New Roman" w:cs="Times New Roman" w:eastAsia="Times New Roman" w:hAnsi="Times New Roman"/>
+                <w:b/>
+                <w:bCs/>
+                <w:i w:val="false"/>
+                <w:iCs w:val="false"/>
+                <w:color w:val="000000"/>
+                <w:sz w:val="22"/>
+                <w:szCs w:val="22"/>
+              </w:rPr>
+              <w:t xml:space="preserve">Date: ________________________</w:t>
+            </w:r>
+          </w:p>
+        </w:tc>
+        <w:tc>
+          <w:tcPr>
+            <w:tcW w:type="pct" w:w="50%"/>
+            <w:tcBorders>
+              <w:top w:val="none" w:color="auto" w:sz="0"/>
+              <w:left w:val="none" w:color="auto" w:sz="0"/>
+              <w:bottom w:val="none" w:color="auto" w:sz="0"/>
+              <w:right w:val="none" w:color="auto" w:sz="0"/>
+            </w:tcBorders>
+          </w:tcPr>
+          <w:p>
+            <w:pPr>
+              <w:jc w:val="right"/>
+            </w:pPr>
+            <w:r>
+              <w:rPr>
+                <w:rFonts w:ascii="Times New Roman" w:cs="Times New Roman" w:eastAsia="Times New Roman" w:hAnsi="Times New Roman"/>
+                <w:b/>
+                <w:bCs/>
+                <w:i w:val="false"/>
+                <w:iCs w:val="false"/>
+                <w:color w:val="B00000"/>
+                <w:sz w:val="22"/>
+                <w:szCs w:val="22"/>
+              </w:rPr>
+              <w:t xml:space="preserve">Name: TEACHER ANSWER KEY</w:t>
+            </w:r>
+          </w:p>
+        </w:tc>
+      </w:tr>
+      <w:tr>
+        <w:tc>
+          <w:tcPr>
+            <w:tcW w:type="pct" w:w="50%"/>
+            <w:tcBorders>
+              <w:top w:val="none" w:color="auto" w:sz="0"/>
+              <w:left w:val="none" w:color="auto" w:sz="0"/>
+              <w:bottom w:val="none" w:color="auto" w:sz="0"/>
+              <w:right w:val="none" w:color="auto" w:sz="0"/>
+            </w:tcBorders>
+          </w:tcPr>
+          <w:p>
+            <w:r>
+              <w:rPr>
+                <w:rFonts w:ascii="Times New Roman" w:cs="Times New Roman" w:eastAsia="Times New Roman" w:hAnsi="Times New Roman"/>
+                <w:b/>
+                <w:bCs/>
+                <w:i w:val="false"/>
+                <w:iCs w:val="false"/>
+                <w:color w:val="000000"/>
+                <w:sz w:val="22"/>
+                <w:szCs w:val="22"/>
+              </w:rPr>
+              <w:t xml:space="preserve">Total marks: 15</w:t>
+            </w:r>
+          </w:p>
+        </w:tc>
+        <w:tc>
+          <w:tcPr>
+            <w:tcW w:type="pct" w:w="50%"/>
+            <w:tcBorders>
+              <w:top w:val="none" w:color="auto" w:sz="0"/>
+              <w:left w:val="none" w:color="auto" w:sz="0"/>
+              <w:bottom w:val="none" w:color="auto" w:sz="0"/>
+              <w:right w:val="none" w:color="auto" w:sz="0"/>
+            </w:tcBorders>
+          </w:tcPr>
+          <w:p>
+            <w:pPr>
+              <w:jc w:val="right"/>
+            </w:pPr>
+            <w:r>
+              <w:rPr>
+                <w:rFonts w:ascii="Times New Roman" w:cs="Times New Roman" w:eastAsia="Times New Roman" w:hAnsi="Times New Roman"/>
+                <w:b/>
+                <w:bCs/>
+                <w:i w:val="false"/>
+                <w:iCs w:val="false"/>
+                <w:color w:val="B00000"/>
+                <w:sz w:val="22"/>
+                <w:szCs w:val="22"/>
+              </w:rPr>
+              <w:t xml:space="preserve">Marks obtained: 15 / 15</w:t>
+            </w:r>
+          </w:p>
+        </w:tc>
+      </w:tr>
+      <w:tr>
+        <w:tc>
+          <w:tcPr>
+            <w:tcW w:type="pct" w:w="50%"/>
+            <w:tcBorders>
+              <w:top w:val="none" w:color="auto" w:sz="0"/>
+              <w:left w:val="none" w:color="auto" w:sz="0"/>
+              <w:bottom w:val="none" w:color="auto" w:sz="0"/>
+              <w:right w:val="none" w:color="auto" w:sz="0"/>
+            </w:tcBorders>
+          </w:tcPr>
+          <w:p>
+            <w:r>
+              <w:rPr>
+                <w:rFonts w:ascii="Times New Roman" w:cs="Times New Roman" w:eastAsia="Times New Roman" w:hAnsi="Times New Roman"/>
+                <w:b/>
+                <w:bCs/>
+                <w:i w:val="false"/>
+                <w:iCs w:val="false"/>
+                <w:color w:val="000000"/>
+                <w:sz w:val="22"/>
+                <w:szCs w:val="22"/>
+              </w:rPr>
+              <w:t xml:space="preserve">Teacher’s signature: __________________</w:t>
+            </w:r>
+          </w:p>
+        </w:tc>
+        <w:tc>
+          <w:tcPr>
+            <w:tcW w:type="pct" w:w="50%"/>
+            <w:tcBorders>
+              <w:top w:val="none" w:color="auto" w:sz="0"/>
+              <w:left w:val="none" w:color="auto" w:sz="0"/>
+              <w:bottom w:val="none" w:color="auto" w:sz="0"/>
+              <w:right w:val="none" w:color="auto" w:sz="0"/>
+            </w:tcBorders>
+          </w:tcPr>
+          <w:p>
+            <w:pPr>
+              <w:jc w:val="right"/>
+            </w:pPr>
+            <w:r>
+              <w:rPr>
+                <w:rFonts w:ascii="Times New Roman" w:cs="Times New Roman" w:eastAsia="Times New Roman" w:hAnsi="Times New Roman"/>
+                <w:b/>
+                <w:bCs/>
+                <w:i w:val="false"/>
+                <w:iCs w:val="false"/>
+                <w:color w:val="000000"/>
+                <w:sz w:val="22"/>
+                <w:szCs w:val="22"/>
+              </w:rPr>
+              <w:t xml:space="preserve">Parent’s signature: __________________</w:t>
+            </w:r>
+          </w:p>
+        </w:tc>
+      </w:tr>
+    </w:tbl>
+    <w:p>
+      <w:pPr>
+        <w:spacing w:after="40" w:before="120"/>
+      </w:pPr>
+      <w:r>
+        <w:rPr>
+          <w:rFonts w:ascii="Times New Roman" w:cs="Times New Roman" w:eastAsia="Times New Roman" w:hAnsi="Times New Roman"/>
+          <w:b/>
+          <w:bCs/>
+          <w:i w:val="false"/>
+          <w:iCs w:val="false"/>
+          <w:color w:val="000000"/>
+          <w:sz w:val="22"/>
+          <w:szCs w:val="22"/>
+          <w:u w:val="single"/>
+        </w:rPr>
+        <w:t xml:space="preserve">Section A: Circle the Correct Option (MCQs)</w:t>
+      </w:r>
+      <w:r>
+        <w:rPr>
+          <w:rFonts w:ascii="Times New Roman" w:cs="Times New Roman" w:eastAsia="Times New Roman" w:hAnsi="Times New Roman"/>
+          <w:b/>
+          <w:bCs/>
+          <w:i/>
+          <w:iCs/>
+          <w:color w:val="000000"/>
+          <w:sz w:val="22"/>
+          <w:szCs w:val="22"/>
+        </w:rPr>
+        <w:t xml:space="preserve">          [ 5 × 1 = 5 marks ]</w:t>
+      </w:r>
+    </w:p>
+    <w:p>
+      <w:pPr>
+        <w:spacing w:after="20" w:before="30"/>
+      </w:pPr>
+      <w:r>
+        <w:rPr>
+          <w:rFonts w:ascii="Times New Roman" w:cs="Times New Roman" w:eastAsia="Times New Roman" w:hAnsi="Times New Roman"/>
+          <w:b/>
+          <w:bCs/>
+          <w:i w:val="false"/>
+          <w:iCs w:val="false"/>
+          <w:color w:val="000000"/>
+          <w:sz w:val="22"/>
+          <w:szCs w:val="22"/>
+        </w:rPr>
+        <w:t xml:space="preserve">1. Which type of network connects computers within a single room, school lab, or building?</w:t>
+      </w:r>
+    </w:p>
+    <w:p>
+      <w:pPr>
+        <w:spacing w:after="30"/>
+        <w:ind w:left="360"/>
+      </w:pPr>
+      <w:r>
+        <w:rPr>
+          <w:rFonts w:ascii="Times New Roman" w:cs="Times New Roman" w:eastAsia="Times New Roman" w:hAnsi="Times New Roman"/>
+          <w:b/>
+          <w:bCs/>
+          <w:i w:val="false"/>
+          <w:iCs w:val="false"/>
+          <w:color w:val="B00000"/>
+          <w:sz w:val="22"/>
+          <w:szCs w:val="22"/>
+          <w:u w:val="single"/>
+        </w:rPr>
+        <w:t xml:space="preserve">(a) LAN (Local Area Network)</w:t>
+      </w:r>
+      <w:r>
+        <w:rPr>
+          <w:rFonts w:ascii="Times New Roman" w:cs="Times New Roman" w:eastAsia="Times New Roman" w:hAnsi="Times New Roman"/>
+          <w:b/>
+          <w:bCs/>
+          <w:i w:val="false"/>
+          <w:iCs w:val="false"/>
+          <w:color w:val="B00000"/>
+          <w:sz w:val="22"/>
+          <w:szCs w:val="22"/>
+        </w:rPr>
+        <w:t xml:space="preserve"> [✓] </w:t>
+      </w:r>
+      <w:r>
+        <w:rPr>
+          <w:rFonts w:ascii="Times New Roman" w:cs="Times New Roman" w:eastAsia="Times New Roman" w:hAnsi="Times New Roman"/>
+          <w:b w:val="false"/>
+          <w:bCs w:val="false"/>
+          <w:i w:val="false"/>
+          <w:iCs w:val="false"/>
+          <w:color w:val="000000"/>
+          <w:sz w:val="22"/>
+          <w:szCs w:val="22"/>
+        </w:rPr>
+        <w:t xml:space="preserve">       </w:t>
+      </w:r>
+      <w:r>
+        <w:rPr>
+          <w:rFonts w:ascii="Times New Roman" w:cs="Times New Roman" w:eastAsia="Times New Roman" w:hAnsi="Times New Roman"/>
+          <w:b w:val="false"/>
+          <w:bCs w:val="false"/>
+          <w:i w:val="false"/>
+          <w:iCs w:val="false"/>
+          <w:color w:val="000000"/>
+          <w:sz w:val="22"/>
+          <w:szCs w:val="22"/>
+        </w:rPr>
+        <w:t xml:space="preserve">(b) WAN (Wide Area Network)</w:t>
+      </w:r>
+      <w:r>
+        <w:rPr>
+          <w:rFonts w:ascii="Times New Roman" w:cs="Times New Roman" w:eastAsia="Times New Roman" w:hAnsi="Times New Roman"/>
+          <w:b w:val="false"/>
+          <w:bCs w:val="false"/>
+          <w:i w:val="false"/>
+          <w:iCs w:val="false"/>
+          <w:color w:val="000000"/>
+          <w:sz w:val="22"/>
+          <w:szCs w:val="22"/>
+        </w:rPr>
+        <w:t xml:space="preserve">       </w:t>
+      </w:r>
+      <w:r>
+        <w:rPr>
+          <w:rFonts w:ascii="Times New Roman" w:cs="Times New Roman" w:eastAsia="Times New Roman" w:hAnsi="Times New Roman"/>
+          <w:b w:val="false"/>
+          <w:bCs w:val="false"/>
+          <w:i w:val="false"/>
+          <w:iCs w:val="false"/>
+          <w:color w:val="000000"/>
+          <w:sz w:val="22"/>
+          <w:szCs w:val="22"/>
+        </w:rPr>
+        <w:t xml:space="preserve">(c) MAN (Metropolitan Area Network)</w:t>
+      </w:r>
+    </w:p>
+    <w:p>
+      <w:pPr>
+        <w:spacing w:after="20" w:before="30"/>
+      </w:pPr>
+      <w:r>
+        <w:rPr>
+          <w:rFonts w:ascii="Times New Roman" w:cs="Times New Roman" w:eastAsia="Times New Roman" w:hAnsi="Times New Roman"/>
+          <w:b/>
+          <w:bCs/>
+          <w:i w:val="false"/>
+          <w:iCs w:val="false"/>
+          <w:color w:val="000000"/>
+          <w:sz w:val="22"/>
+          <w:szCs w:val="22"/>
+        </w:rPr>
+        <w:t xml:space="preserve">2. The largest network in the world connecting millions of computers globally is called:</w:t>
+      </w:r>
+    </w:p>
+    <w:p>
+      <w:pPr>
+        <w:spacing w:after="30"/>
+        <w:ind w:left="360"/>
+      </w:pPr>
+      <w:r>
+        <w:rPr>
+          <w:rFonts w:ascii="Times New Roman" w:cs="Times New Roman" w:eastAsia="Times New Roman" w:hAnsi="Times New Roman"/>
+          <w:b w:val="false"/>
+          <w:bCs w:val="false"/>
+          <w:i w:val="false"/>
+          <w:iCs w:val="false"/>
+          <w:color w:val="000000"/>
+          <w:sz w:val="22"/>
+          <w:szCs w:val="22"/>
+        </w:rPr>
+        <w:t xml:space="preserve">(a) Local Cable</w:t>
+      </w:r>
+      <w:r>
+        <w:rPr>
+          <w:rFonts w:ascii="Times New Roman" w:cs="Times New Roman" w:eastAsia="Times New Roman" w:hAnsi="Times New Roman"/>
+          <w:b w:val="false"/>
+          <w:bCs w:val="false"/>
+          <w:i w:val="false"/>
+          <w:iCs w:val="false"/>
+          <w:color w:val="000000"/>
+          <w:sz w:val="22"/>
+          <w:szCs w:val="22"/>
+        </w:rPr>
+        <w:t xml:space="preserve">       </w:t>
+      </w:r>
+      <w:r>
+        <w:rPr>
+          <w:rFonts w:ascii="Times New Roman" w:cs="Times New Roman" w:eastAsia="Times New Roman" w:hAnsi="Times New Roman"/>
+          <w:b/>
+          <w:bCs/>
+          <w:i w:val="false"/>
+          <w:iCs w:val="false"/>
+          <w:color w:val="B00000"/>
+          <w:sz w:val="22"/>
+          <w:szCs w:val="22"/>
+          <w:u w:val="single"/>
+        </w:rPr>
+        <w:t xml:space="preserve">(b) The Internet</w:t>
+      </w:r>
+      <w:r>
+        <w:rPr>
+          <w:rFonts w:ascii="Times New Roman" w:cs="Times New Roman" w:eastAsia="Times New Roman" w:hAnsi="Times New Roman"/>
+          <w:b/>
+          <w:bCs/>
+          <w:i w:val="false"/>
+          <w:iCs w:val="false"/>
+          <w:color w:val="B00000"/>
+          <w:sz w:val="22"/>
+          <w:szCs w:val="22"/>
+        </w:rPr>
+        <w:t xml:space="preserve"> [✓] </w:t>
+      </w:r>
+      <w:r>
+        <w:rPr>
+          <w:rFonts w:ascii="Times New Roman" w:cs="Times New Roman" w:eastAsia="Times New Roman" w:hAnsi="Times New Roman"/>
+          <w:b w:val="false"/>
+          <w:bCs w:val="false"/>
+          <w:i w:val="false"/>
+          <w:iCs w:val="false"/>
+          <w:color w:val="000000"/>
+          <w:sz w:val="22"/>
+          <w:szCs w:val="22"/>
+        </w:rPr>
+        <w:t xml:space="preserve">       </w:t>
+      </w:r>
+      <w:r>
+        <w:rPr>
+          <w:rFonts w:ascii="Times New Roman" w:cs="Times New Roman" w:eastAsia="Times New Roman" w:hAnsi="Times New Roman"/>
+          <w:b w:val="false"/>
+          <w:bCs w:val="false"/>
+          <w:i w:val="false"/>
+          <w:iCs w:val="false"/>
+          <w:color w:val="000000"/>
+          <w:sz w:val="22"/>
+          <w:szCs w:val="22"/>
+        </w:rPr>
+        <w:t xml:space="preserve">(c) Intranet</w:t>
+      </w:r>
+    </w:p>
+    <w:p>
+      <w:pPr>
+        <w:spacing w:after="20" w:before="30"/>
+      </w:pPr>
+      <w:r>
+        <w:rPr>
+          <w:rFonts w:ascii="Times New Roman" w:cs="Times New Roman" w:eastAsia="Times New Roman" w:hAnsi="Times New Roman"/>
+          <w:b/>
+          <w:bCs/>
+          <w:i w:val="false"/>
+          <w:iCs w:val="false"/>
+          <w:color w:val="000000"/>
+          <w:sz w:val="22"/>
+          <w:szCs w:val="22"/>
+        </w:rPr>
+        <w:t xml:space="preserve">3. Which of the following is a Web Browser used to access and view webpages?</w:t>
+      </w:r>
+    </w:p>
+    <w:p>
+      <w:pPr>
+        <w:spacing w:after="30"/>
+        <w:ind w:left="360"/>
+      </w:pPr>
+      <w:r>
+        <w:rPr>
+          <w:rFonts w:ascii="Times New Roman" w:cs="Times New Roman" w:eastAsia="Times New Roman" w:hAnsi="Times New Roman"/>
+          <w:b w:val="false"/>
+          <w:bCs w:val="false"/>
+          <w:i w:val="false"/>
+          <w:iCs w:val="false"/>
+          <w:color w:val="000000"/>
+          <w:sz w:val="22"/>
+          <w:szCs w:val="22"/>
+        </w:rPr>
+        <w:t xml:space="preserve">(a) Microsoft Word</w:t>
+      </w:r>
+      <w:r>
+        <w:rPr>
+          <w:rFonts w:ascii="Times New Roman" w:cs="Times New Roman" w:eastAsia="Times New Roman" w:hAnsi="Times New Roman"/>
+          <w:b w:val="false"/>
+          <w:bCs w:val="false"/>
+          <w:i w:val="false"/>
+          <w:iCs w:val="false"/>
+          <w:color w:val="000000"/>
+          <w:sz w:val="22"/>
+          <w:szCs w:val="22"/>
+        </w:rPr>
+        <w:t xml:space="preserve">       </w:t>
+      </w:r>
+      <w:r>
+        <w:rPr>
+          <w:rFonts w:ascii="Times New Roman" w:cs="Times New Roman" w:eastAsia="Times New Roman" w:hAnsi="Times New Roman"/>
+          <w:b/>
+          <w:bCs/>
+          <w:i w:val="false"/>
+          <w:iCs w:val="false"/>
+          <w:color w:val="B00000"/>
+          <w:sz w:val="22"/>
+          <w:szCs w:val="22"/>
+          <w:u w:val="single"/>
+        </w:rPr>
+        <w:t xml:space="preserve">(b) Google Chrome</w:t>
+      </w:r>
+      <w:r>
+        <w:rPr>
+          <w:rFonts w:ascii="Times New Roman" w:cs="Times New Roman" w:eastAsia="Times New Roman" w:hAnsi="Times New Roman"/>
+          <w:b/>
+          <w:bCs/>
+          <w:i w:val="false"/>
+          <w:iCs w:val="false"/>
+          <w:color w:val="B00000"/>
+          <w:sz w:val="22"/>
+          <w:szCs w:val="22"/>
+        </w:rPr>
+        <w:t xml:space="preserve"> [✓] </w:t>
+      </w:r>
+      <w:r>
+        <w:rPr>
+          <w:rFonts w:ascii="Times New Roman" w:cs="Times New Roman" w:eastAsia="Times New Roman" w:hAnsi="Times New Roman"/>
+          <w:b w:val="false"/>
+          <w:bCs w:val="false"/>
+          <w:i w:val="false"/>
+          <w:iCs w:val="false"/>
+          <w:color w:val="000000"/>
+          <w:sz w:val="22"/>
+          <w:szCs w:val="22"/>
+        </w:rPr>
+        <w:t xml:space="preserve">       </w:t>
+      </w:r>
+      <w:r>
+        <w:rPr>
+          <w:rFonts w:ascii="Times New Roman" w:cs="Times New Roman" w:eastAsia="Times New Roman" w:hAnsi="Times New Roman"/>
+          <w:b w:val="false"/>
+          <w:bCs w:val="false"/>
+          <w:i w:val="false"/>
+          <w:iCs w:val="false"/>
+          <w:color w:val="000000"/>
+          <w:sz w:val="22"/>
+          <w:szCs w:val="22"/>
+        </w:rPr>
+        <w:t xml:space="preserve">(c) Windows Calculator</w:t>
+      </w:r>
+    </w:p>
+    <w:p>
+      <w:pPr>
+        <w:spacing w:after="20" w:before="30"/>
+      </w:pPr>
+      <w:r>
+        <w:rPr>
+          <w:rFonts w:ascii="Times New Roman" w:cs="Times New Roman" w:eastAsia="Times New Roman" w:hAnsi="Times New Roman"/>
+          <w:b/>
+          <w:bCs/>
+          <w:i w:val="false"/>
+          <w:iCs w:val="false"/>
+          <w:color w:val="000000"/>
+          <w:sz w:val="22"/>
+          <w:szCs w:val="22"/>
+        </w:rPr>
+        <w:t xml:space="preserve">4. The unique web address used to open a specific website (such as www.google.com) is called a:</w:t>
+      </w:r>
+    </w:p>
+    <w:p>
+      <w:pPr>
+        <w:spacing w:after="30"/>
+        <w:ind w:left="360"/>
+      </w:pPr>
+      <w:r>
+        <w:rPr>
+          <w:rFonts w:ascii="Times New Roman" w:cs="Times New Roman" w:eastAsia="Times New Roman" w:hAnsi="Times New Roman"/>
+          <w:b w:val="false"/>
+          <w:bCs w:val="false"/>
+          <w:i w:val="false"/>
+          <w:iCs w:val="false"/>
+          <w:color w:val="000000"/>
+          <w:sz w:val="22"/>
+          <w:szCs w:val="22"/>
+        </w:rPr>
+        <w:t xml:space="preserve">(a) RAM</w:t>
+      </w:r>
+      <w:r>
+        <w:rPr>
+          <w:rFonts w:ascii="Times New Roman" w:cs="Times New Roman" w:eastAsia="Times New Roman" w:hAnsi="Times New Roman"/>
+          <w:b w:val="false"/>
+          <w:bCs w:val="false"/>
+          <w:i w:val="false"/>
+          <w:iCs w:val="false"/>
+          <w:color w:val="000000"/>
+          <w:sz w:val="22"/>
+          <w:szCs w:val="22"/>
+        </w:rPr>
+        <w:t xml:space="preserve">       </w:t>
+      </w:r>
+      <w:r>
+        <w:rPr>
+          <w:rFonts w:ascii="Times New Roman" w:cs="Times New Roman" w:eastAsia="Times New Roman" w:hAnsi="Times New Roman"/>
+          <w:b w:val="false"/>
+          <w:bCs w:val="false"/>
+          <w:i w:val="false"/>
+          <w:iCs w:val="false"/>
+          <w:color w:val="000000"/>
+          <w:sz w:val="22"/>
+          <w:szCs w:val="22"/>
+        </w:rPr>
+        <w:t xml:space="preserve">(b) CPU</w:t>
+      </w:r>
+      <w:r>
+        <w:rPr>
+          <w:rFonts w:ascii="Times New Roman" w:cs="Times New Roman" w:eastAsia="Times New Roman" w:hAnsi="Times New Roman"/>
+          <w:b w:val="false"/>
+          <w:bCs w:val="false"/>
+          <w:i w:val="false"/>
+          <w:iCs w:val="false"/>
+          <w:color w:val="000000"/>
+          <w:sz w:val="22"/>
+          <w:szCs w:val="22"/>
+        </w:rPr>
+        <w:t xml:space="preserve">       </w:t>
+      </w:r>
+      <w:r>
+        <w:rPr>
+          <w:rFonts w:ascii="Times New Roman" w:cs="Times New Roman" w:eastAsia="Times New Roman" w:hAnsi="Times New Roman"/>
+          <w:b/>
+          <w:bCs/>
+          <w:i w:val="false"/>
+          <w:iCs w:val="false"/>
+          <w:color w:val="B00000"/>
+          <w:sz w:val="22"/>
+          <w:szCs w:val="22"/>
+          <w:u w:val="single"/>
+        </w:rPr>
+        <w:t xml:space="preserve">(c) URL</w:t>
+      </w:r>
+      <w:r>
+        <w:rPr>
+          <w:rFonts w:ascii="Times New Roman" w:cs="Times New Roman" w:eastAsia="Times New Roman" w:hAnsi="Times New Roman"/>
+          <w:b/>
+          <w:bCs/>
+          <w:i w:val="false"/>
+          <w:iCs w:val="false"/>
+          <w:color w:val="B00000"/>
+          <w:sz w:val="22"/>
+          <w:szCs w:val="22"/>
+        </w:rPr>
+        <w:t xml:space="preserve"> [✓] </w:t>
+      </w:r>
+    </w:p>
+    <w:p>
+      <w:pPr>
+        <w:spacing w:after="20" w:before="30"/>
+      </w:pPr>
+      <w:r>
+        <w:rPr>
+          <w:rFonts w:ascii="Times New Roman" w:cs="Times New Roman" w:eastAsia="Times New Roman" w:hAnsi="Times New Roman"/>
+          <w:b/>
+          <w:bCs/>
+          <w:i w:val="false"/>
+          <w:iCs w:val="false"/>
+          <w:color w:val="000000"/>
+          <w:sz w:val="22"/>
+          <w:szCs w:val="22"/>
+        </w:rPr>
+        <w:t xml:space="preserve">5. The first or main opening page of any website is known as its:</w:t>
+      </w:r>
+    </w:p>
+    <w:p>
+      <w:pPr>
+        <w:spacing w:after="30"/>
+        <w:ind w:left="360"/>
+      </w:pPr>
+      <w:r>
+        <w:rPr>
+          <w:rFonts w:ascii="Times New Roman" w:cs="Times New Roman" w:eastAsia="Times New Roman" w:hAnsi="Times New Roman"/>
+          <w:b/>
+          <w:bCs/>
+          <w:i w:val="false"/>
+          <w:iCs w:val="false"/>
+          <w:color w:val="B00000"/>
+          <w:sz w:val="22"/>
+          <w:szCs w:val="22"/>
+          <w:u w:val="single"/>
+        </w:rPr>
+        <w:t xml:space="preserve">(a) Home Page</w:t>
+      </w:r>
+      <w:r>
+        <w:rPr>
+          <w:rFonts w:ascii="Times New Roman" w:cs="Times New Roman" w:eastAsia="Times New Roman" w:hAnsi="Times New Roman"/>
+          <w:b/>
+          <w:bCs/>
+          <w:i w:val="false"/>
+          <w:iCs w:val="false"/>
+          <w:color w:val="B00000"/>
+          <w:sz w:val="22"/>
+          <w:szCs w:val="22"/>
+        </w:rPr>
+        <w:t xml:space="preserve"> [✓] </w:t>
+      </w:r>
+      <w:r>
+        <w:rPr>
+          <w:rFonts w:ascii="Times New Roman" w:cs="Times New Roman" w:eastAsia="Times New Roman" w:hAnsi="Times New Roman"/>
+          <w:b w:val="false"/>
+          <w:bCs w:val="false"/>
+          <w:i w:val="false"/>
+          <w:iCs w:val="false"/>
+          <w:color w:val="000000"/>
+          <w:sz w:val="22"/>
+          <w:szCs w:val="22"/>
+        </w:rPr>
+        <w:t xml:space="preserve">       </w:t>
+      </w:r>
+      <w:r>
+        <w:rPr>
+          <w:rFonts w:ascii="Times New Roman" w:cs="Times New Roman" w:eastAsia="Times New Roman" w:hAnsi="Times New Roman"/>
+          <w:b w:val="false"/>
+          <w:bCs w:val="false"/>
+          <w:i w:val="false"/>
+          <w:iCs w:val="false"/>
+          <w:color w:val="000000"/>
+          <w:sz w:val="22"/>
+          <w:szCs w:val="22"/>
+        </w:rPr>
+        <w:t xml:space="preserve">(b) End Page</w:t>
+      </w:r>
+      <w:r>
+        <w:rPr>
+          <w:rFonts w:ascii="Times New Roman" w:cs="Times New Roman" w:eastAsia="Times New Roman" w:hAnsi="Times New Roman"/>
+          <w:b w:val="false"/>
+          <w:bCs w:val="false"/>
+          <w:i w:val="false"/>
+          <w:iCs w:val="false"/>
+          <w:color w:val="000000"/>
+          <w:sz w:val="22"/>
+          <w:szCs w:val="22"/>
+        </w:rPr>
+        <w:t xml:space="preserve">       </w:t>
+      </w:r>
+      <w:r>
+        <w:rPr>
+          <w:rFonts w:ascii="Times New Roman" w:cs="Times New Roman" w:eastAsia="Times New Roman" w:hAnsi="Times New Roman"/>
+          <w:b w:val="false"/>
+          <w:bCs w:val="false"/>
+          <w:i w:val="false"/>
+          <w:iCs w:val="false"/>
+          <w:color w:val="000000"/>
+          <w:sz w:val="22"/>
+          <w:szCs w:val="22"/>
+        </w:rPr>
+        <w:t xml:space="preserve">(c) Search Box</w:t>
+      </w:r>
+    </w:p>
+    <w:p>
+      <w:pPr>
+        <w:spacing w:after="40" w:before="100"/>
+      </w:pPr>
+      <w:r>
+        <w:rPr>
+          <w:rFonts w:ascii="Times New Roman" w:cs="Times New Roman" w:eastAsia="Times New Roman" w:hAnsi="Times New Roman"/>
+          <w:b/>
+          <w:bCs/>
+          <w:i w:val="false"/>
+          <w:iCs w:val="false"/>
+          <w:color w:val="000000"/>
+          <w:sz w:val="22"/>
+          <w:szCs w:val="22"/>
+          <w:u w:val="single"/>
+        </w:rPr>
+        <w:t xml:space="preserve">Section B: Fill in the Blanks using the Word Bank</w:t>
+      </w:r>
+      <w:r>
+        <w:rPr>
+          <w:rFonts w:ascii="Times New Roman" w:cs="Times New Roman" w:eastAsia="Times New Roman" w:hAnsi="Times New Roman"/>
+          <w:b/>
+          <w:bCs/>
+          <w:i/>
+          <w:iCs/>
+          <w:color w:val="000000"/>
+          <w:sz w:val="22"/>
+          <w:szCs w:val="22"/>
+        </w:rPr>
+        <w:t xml:space="preserve">          [ 5 × 1 = 5 marks ]</w:t>
+      </w:r>
+    </w:p>
+    <w:tbl>
+      <w:tblPr>
+        <w:tblW w:type="pct" w:w="100%"/>
+        <w:tblBorders>
+          <w:top w:val="single" w:color="000000" w:sz="4"/>
+          <w:left w:val="single" w:color="000000" w:sz="4"/>
+          <w:bottom w:val="single" w:color="000000" w:sz="4"/>
+          <w:right w:val="single" w:color="000000" w:sz="4"/>
+          <w:insideH w:val="single" w:color="auto" w:sz="4"/>
+          <w:insideV w:val="single" w:color="auto" w:sz="4"/>
+        </w:tblBorders>
+      </w:tblPr>
+      <w:tblGrid>
+        <w:gridCol w:w="100"/>
+      </w:tblGrid>
+      <w:tr>
+        <w:tc>
+          <w:tcPr>
+            <w:tcBorders>
+              <w:top w:val="single" w:color="000000" w:sz="4"/>
+              <w:left w:val="single" w:color="000000" w:sz="4"/>
+              <w:bottom w:val="single" w:color="000000" w:sz="4"/>
+              <w:right w:val="single" w:color="000000" w:sz="4"/>
+            </w:tcBorders>
+          </w:tcPr>
+          <w:p>
+            <w:pPr>
+              <w:spacing w:after="30" w:before="30"/>
+              <w:jc w:val="center"/>
+            </w:pPr>
+            <w:r>
+              <w:rPr>
+                <w:rFonts w:ascii="Times New Roman" w:cs="Times New Roman" w:eastAsia="Times New Roman" w:hAnsi="Times New Roman"/>
+                <w:b/>
+                <w:bCs/>
+                <w:i w:val="false"/>
+                <w:iCs w:val="false"/>
+                <w:color w:val="000000"/>
+                <w:sz w:val="22"/>
+                <w:szCs w:val="22"/>
+              </w:rPr>
+              <w:t xml:space="preserve">Word Bank:   Website   •   WWW   •   Search Engine   •   Netiquette   •   WAN</w:t>
+            </w:r>
+          </w:p>
+        </w:tc>
+      </w:tr>
+    </w:tbl>
+    <w:p>
+      <w:pPr>
+        <w:spacing w:after="30" w:before="30"/>
+      </w:pPr>
+      <w:r>
+        <w:rPr>
+          <w:rFonts w:ascii="Times New Roman" w:cs="Times New Roman" w:eastAsia="Times New Roman" w:hAnsi="Times New Roman"/>
+          <w:b w:val="false"/>
+          <w:bCs w:val="false"/>
+          <w:i w:val="false"/>
+          <w:iCs w:val="false"/>
+          <w:color w:val="000000"/>
+          <w:sz w:val="22"/>
+          <w:szCs w:val="22"/>
+        </w:rPr>
+        <w:t xml:space="preserve">1. A collection of related webpages hosted together under one domain is called a </w:t>
+      </w:r>
+      <w:r>
+        <w:rPr>
+          <w:rFonts w:ascii="Times New Roman" w:cs="Times New Roman" w:eastAsia="Times New Roman" w:hAnsi="Times New Roman"/>
+          <w:b/>
+          <w:bCs/>
+          <w:i w:val="false"/>
+          <w:iCs w:val="false"/>
+          <w:color w:val="B00000"/>
+          <w:sz w:val="22"/>
+          <w:szCs w:val="22"/>
+          <w:u w:val="single"/>
+        </w:rPr>
+        <w:t xml:space="preserve">Website</w:t>
+      </w:r>
+      <w:r>
+        <w:rPr>
+          <w:rFonts w:ascii="Times New Roman" w:cs="Times New Roman" w:eastAsia="Times New Roman" w:hAnsi="Times New Roman"/>
+          <w:b w:val="false"/>
+          <w:bCs w:val="false"/>
+          <w:i w:val="false"/>
+          <w:iCs w:val="false"/>
+          <w:color w:val="000000"/>
+          <w:sz w:val="22"/>
+          <w:szCs w:val="22"/>
+        </w:rPr>
+        <w:t xml:space="preserve">.</w:t>
+      </w:r>
+    </w:p>
+    <w:p>
+      <w:pPr>
+        <w:spacing w:after="30" w:before="30"/>
+      </w:pPr>
+      <w:r>
+        <w:rPr>
+          <w:rFonts w:ascii="Times New Roman" w:cs="Times New Roman" w:eastAsia="Times New Roman" w:hAnsi="Times New Roman"/>
+          <w:b w:val="false"/>
+          <w:bCs w:val="false"/>
+          <w:i w:val="false"/>
+          <w:iCs w:val="false"/>
+          <w:color w:val="000000"/>
+          <w:sz w:val="22"/>
+          <w:szCs w:val="22"/>
+        </w:rPr>
+        <w:t xml:space="preserve">2. </w:t>
+      </w:r>
+      <w:r>
+        <w:rPr>
+          <w:rFonts w:ascii="Times New Roman" w:cs="Times New Roman" w:eastAsia="Times New Roman" w:hAnsi="Times New Roman"/>
+          <w:b/>
+          <w:bCs/>
+          <w:i w:val="false"/>
+          <w:iCs w:val="false"/>
+          <w:color w:val="B00000"/>
+          <w:sz w:val="22"/>
+          <w:szCs w:val="22"/>
+          <w:u w:val="single"/>
+        </w:rPr>
+        <w:t xml:space="preserve">WWW</w:t>
+      </w:r>
+      <w:r>
+        <w:rPr>
+          <w:rFonts w:ascii="Times New Roman" w:cs="Times New Roman" w:eastAsia="Times New Roman" w:hAnsi="Times New Roman"/>
+          <w:b w:val="false"/>
+          <w:bCs w:val="false"/>
+          <w:i w:val="false"/>
+          <w:iCs w:val="false"/>
+          <w:color w:val="000000"/>
+          <w:sz w:val="22"/>
+          <w:szCs w:val="22"/>
+        </w:rPr>
+        <w:t xml:space="preserve"> stands for World Wide Web.</w:t>
+      </w:r>
+    </w:p>
+    <w:p>
+      <w:pPr>
+        <w:spacing w:after="30" w:before="30"/>
+      </w:pPr>
+      <w:r>
+        <w:rPr>
+          <w:rFonts w:ascii="Times New Roman" w:cs="Times New Roman" w:eastAsia="Times New Roman" w:hAnsi="Times New Roman"/>
+          <w:b w:val="false"/>
+          <w:bCs w:val="false"/>
+          <w:i w:val="false"/>
+          <w:iCs w:val="false"/>
+          <w:color w:val="000000"/>
+          <w:sz w:val="22"/>
+          <w:szCs w:val="22"/>
+        </w:rPr>
+        <w:t xml:space="preserve">3. Google and Bing are examples of a </w:t>
+      </w:r>
+      <w:r>
+        <w:rPr>
+          <w:rFonts w:ascii="Times New Roman" w:cs="Times New Roman" w:eastAsia="Times New Roman" w:hAnsi="Times New Roman"/>
+          <w:b/>
+          <w:bCs/>
+          <w:i w:val="false"/>
+          <w:iCs w:val="false"/>
+          <w:color w:val="B00000"/>
+          <w:sz w:val="22"/>
+          <w:szCs w:val="22"/>
+          <w:u w:val="single"/>
+        </w:rPr>
+        <w:t xml:space="preserve">Search Engine</w:t>
+      </w:r>
+      <w:r>
+        <w:rPr>
+          <w:rFonts w:ascii="Times New Roman" w:cs="Times New Roman" w:eastAsia="Times New Roman" w:hAnsi="Times New Roman"/>
+          <w:b w:val="false"/>
+          <w:bCs w:val="false"/>
+          <w:i w:val="false"/>
+          <w:iCs w:val="false"/>
+          <w:color w:val="000000"/>
+          <w:sz w:val="22"/>
+          <w:szCs w:val="22"/>
+        </w:rPr>
+        <w:t xml:space="preserve"> used to search for information online.</w:t>
+      </w:r>
+    </w:p>
+    <w:p>
+      <w:pPr>
+        <w:spacing w:after="30" w:before="30"/>
+      </w:pPr>
+      <w:r>
+        <w:rPr>
+          <w:rFonts w:ascii="Times New Roman" w:cs="Times New Roman" w:eastAsia="Times New Roman" w:hAnsi="Times New Roman"/>
+          <w:b w:val="false"/>
+          <w:bCs w:val="false"/>
+          <w:i w:val="false"/>
+          <w:iCs w:val="false"/>
+          <w:color w:val="000000"/>
+          <w:sz w:val="22"/>
+          <w:szCs w:val="22"/>
+        </w:rPr>
+        <w:t xml:space="preserve">4. Following good manners, politeness, and rules while communicating online is called </w:t>
+      </w:r>
+      <w:r>
+        <w:rPr>
+          <w:rFonts w:ascii="Times New Roman" w:cs="Times New Roman" w:eastAsia="Times New Roman" w:hAnsi="Times New Roman"/>
+          <w:b/>
+          <w:bCs/>
+          <w:i w:val="false"/>
+          <w:iCs w:val="false"/>
+          <w:color w:val="B00000"/>
+          <w:sz w:val="22"/>
+          <w:szCs w:val="22"/>
+          <w:u w:val="single"/>
+        </w:rPr>
+        <w:t xml:space="preserve">Netiquette</w:t>
+      </w:r>
+      <w:r>
+        <w:rPr>
+          <w:rFonts w:ascii="Times New Roman" w:cs="Times New Roman" w:eastAsia="Times New Roman" w:hAnsi="Times New Roman"/>
+          <w:b w:val="false"/>
+          <w:bCs w:val="false"/>
+          <w:i w:val="false"/>
+          <w:iCs w:val="false"/>
+          <w:color w:val="000000"/>
+          <w:sz w:val="22"/>
+          <w:szCs w:val="22"/>
+        </w:rPr>
+        <w:t xml:space="preserve">.</w:t>
+      </w:r>
+    </w:p>
+    <w:p>
+      <w:pPr>
+        <w:spacing w:after="30" w:before="30"/>
+      </w:pPr>
+      <w:r>
+        <w:rPr>
+          <w:rFonts w:ascii="Times New Roman" w:cs="Times New Roman" w:eastAsia="Times New Roman" w:hAnsi="Times New Roman"/>
+          <w:b w:val="false"/>
+          <w:bCs w:val="false"/>
+          <w:i w:val="false"/>
+          <w:iCs w:val="false"/>
+          <w:color w:val="000000"/>
+          <w:sz w:val="22"/>
+          <w:szCs w:val="22"/>
+        </w:rPr>
+        <w:t xml:space="preserve">5. A </w:t>
+      </w:r>
+      <w:r>
+        <w:rPr>
+          <w:rFonts w:ascii="Times New Roman" w:cs="Times New Roman" w:eastAsia="Times New Roman" w:hAnsi="Times New Roman"/>
+          <w:b/>
+          <w:bCs/>
+          <w:i w:val="false"/>
+          <w:iCs w:val="false"/>
+          <w:color w:val="B00000"/>
+          <w:sz w:val="22"/>
+          <w:szCs w:val="22"/>
+          <w:u w:val="single"/>
+        </w:rPr>
+        <w:t xml:space="preserve">WAN</w:t>
+      </w:r>
+      <w:r>
+        <w:rPr>
+          <w:rFonts w:ascii="Times New Roman" w:cs="Times New Roman" w:eastAsia="Times New Roman" w:hAnsi="Times New Roman"/>
+          <w:b w:val="false"/>
+          <w:bCs w:val="false"/>
+          <w:i w:val="false"/>
+          <w:iCs w:val="false"/>
+          <w:color w:val="000000"/>
+          <w:sz w:val="22"/>
+          <w:szCs w:val="22"/>
+        </w:rPr>
+        <w:t xml:space="preserve"> connects computers across vast geographical regions, such as countries or continents.</w:t>
+      </w:r>
+    </w:p>
+    <w:p>
+      <w:pPr>
+        <w:spacing w:after="40" w:before="100"/>
+      </w:pPr>
+      <w:r>
+        <w:rPr>
+          <w:rFonts w:ascii="Times New Roman" w:cs="Times New Roman" w:eastAsia="Times New Roman" w:hAnsi="Times New Roman"/>
+          <w:b/>
+          <w:bCs/>
+          <w:i w:val="false"/>
+          <w:iCs w:val="false"/>
+          <w:color w:val="000000"/>
+          <w:sz w:val="22"/>
+          <w:szCs w:val="22"/>
+          <w:u w:val="single"/>
+        </w:rPr>
+        <w:t xml:space="preserve">Section C: Write [ T ] for True or [ F ] for False</w:t>
+      </w:r>
+      <w:r>
+        <w:rPr>
+          <w:rFonts w:ascii="Times New Roman" w:cs="Times New Roman" w:eastAsia="Times New Roman" w:hAnsi="Times New Roman"/>
+          <w:b/>
+          <w:bCs/>
+          <w:i/>
+          <w:iCs/>
+          <w:color w:val="000000"/>
+          <w:sz w:val="22"/>
+          <w:szCs w:val="22"/>
+        </w:rPr>
+        <w:t xml:space="preserve">          [ 5 × 1 = 5 marks ]</w:t>
+      </w:r>
+    </w:p>
+    <w:tbl>
+      <w:tblPr>
+        <w:tblW w:type="pct" w:w="100%"/>
+        <w:tblBorders>
+          <w:top w:val="none" w:color="auto" w:sz="0"/>
+          <w:left w:val="none" w:color="auto" w:sz="0"/>
+          <w:bottom w:val="none" w:color="auto" w:sz="0"/>
+          <w:right w:val="none" w:color="auto" w:sz="0"/>
+          <w:insideH w:val="single" w:color="auto" w:sz="4"/>
+          <w:insideV w:val="single" w:color="auto" w:sz="4"/>
+        </w:tblBorders>
+      </w:tblPr>
+      <w:tblGrid>
+        <w:gridCol w:w="100"/>
+        <w:gridCol w:w="100"/>
+        <w:gridCol w:w="100"/>
+      </w:tblGrid>
+      <w:tr>
+        <w:tc>
+          <w:tcPr>
+            <w:tcW w:type="pct" w:w="5%"/>
+            <w:tcBorders>
+              <w:top w:val="none" w:color="auto" w:sz="0"/>
+              <w:left w:val="none" w:color="auto" w:sz="0"/>
+              <w:bottom w:val="none" w:color="auto" w:sz="0"/>
+              <w:right w:val="none" w:color="auto" w:sz="0"/>
+            </w:tcBorders>
+          </w:tcPr>
+          <w:p>
+            <w:r>
+              <w:rPr>
+                <w:rFonts w:ascii="Times New Roman" w:cs="Times New Roman" w:eastAsia="Times New Roman" w:hAnsi="Times New Roman"/>
+                <w:b/>
+                <w:bCs/>
+                <w:i w:val="false"/>
+                <w:iCs w:val="false"/>
+                <w:color w:val="000000"/>
+                <w:sz w:val="22"/>
+                <w:szCs w:val="22"/>
+              </w:rPr>
+              <w:t xml:space="preserve">1.</w:t>
+            </w:r>
+          </w:p>
+        </w:tc>
+        <w:tc>
+          <w:tcPr>
+            <w:tcW w:type="pct" w:w="83%"/>
+            <w:tcBorders>
+              <w:top w:val="none" w:color="auto" w:sz="0"/>
+              <w:left w:val="none" w:color="auto" w:sz="0"/>
+              <w:bottom w:val="none" w:color="auto" w:sz="0"/>
+              <w:right w:val="none" w:color="auto" w:sz="0"/>
+            </w:tcBorders>
+          </w:tcPr>
+          <w:p>
+            <w:r>
+              <w:rPr>
+                <w:rFonts w:ascii="Times New Roman" w:cs="Times New Roman" w:eastAsia="Times New Roman" w:hAnsi="Times New Roman"/>
+                <w:b w:val="false"/>
+                <w:bCs w:val="false"/>
+                <w:i w:val="false"/>
+                <w:iCs w:val="false"/>
+                <w:color w:val="000000"/>
+                <w:sz w:val="22"/>
+                <w:szCs w:val="22"/>
+              </w:rPr>
+              <w:t xml:space="preserve">LAN stands for Local Area Network.</w:t>
+            </w:r>
+          </w:p>
+        </w:tc>
+        <w:tc>
+          <w:tcPr>
+            <w:tcW w:type="pct" w:w="12%"/>
+            <w:tcBorders>
+              <w:top w:val="none" w:color="auto" w:sz="0"/>
+              <w:left w:val="none" w:color="auto" w:sz="0"/>
+              <w:bottom w:val="none" w:color="auto" w:sz="0"/>
+              <w:right w:val="none" w:color="auto" w:sz="0"/>
+            </w:tcBorders>
+          </w:tcPr>
+          <w:p>
+            <w:pPr>
+              <w:jc w:val="right"/>
+            </w:pPr>
+            <w:r>
+              <w:rPr>
+                <w:rFonts w:ascii="Times New Roman" w:cs="Times New Roman" w:eastAsia="Times New Roman" w:hAnsi="Times New Roman"/>
+                <w:b/>
+                <w:bCs/>
+                <w:i w:val="false"/>
+                <w:iCs w:val="false"/>
+                <w:color w:val="007700"/>
+                <w:sz w:val="22"/>
+                <w:szCs w:val="22"/>
+              </w:rPr>
+              <w:t xml:space="preserve">[  T  ]</w:t>
+            </w:r>
+          </w:p>
+        </w:tc>
+      </w:tr>
+      <w:tr>
+        <w:tc>
+          <w:tcPr>
+            <w:tcW w:type="pct" w:w="5%"/>
+            <w:tcBorders>
+              <w:top w:val="none" w:color="auto" w:sz="0"/>
+              <w:left w:val="none" w:color="auto" w:sz="0"/>
+              <w:bottom w:val="none" w:color="auto" w:sz="0"/>
+              <w:right w:val="none" w:color="auto" w:sz="0"/>
+            </w:tcBorders>
+          </w:tcPr>
+          <w:p>
+            <w:r>
+              <w:rPr>
+                <w:rFonts w:ascii="Times New Roman" w:cs="Times New Roman" w:eastAsia="Times New Roman" w:hAnsi="Times New Roman"/>
+                <w:b/>
+                <w:bCs/>
+                <w:i w:val="false"/>
+                <w:iCs w:val="false"/>
+                <w:color w:val="000000"/>
+                <w:sz w:val="22"/>
+                <w:szCs w:val="22"/>
+              </w:rPr>
+              <w:t xml:space="preserve">2.</w:t>
+            </w:r>
+          </w:p>
+        </w:tc>
+        <w:tc>
+          <w:tcPr>
+            <w:tcW w:type="pct" w:w="83%"/>
+            <w:tcBorders>
+              <w:top w:val="none" w:color="auto" w:sz="0"/>
+              <w:left w:val="none" w:color="auto" w:sz="0"/>
+              <w:bottom w:val="none" w:color="auto" w:sz="0"/>
+              <w:right w:val="none" w:color="auto" w:sz="0"/>
+            </w:tcBorders>
+          </w:tcPr>
+          <w:p>
+            <w:r>
+              <w:rPr>
+                <w:rFonts w:ascii="Times New Roman" w:cs="Times New Roman" w:eastAsia="Times New Roman" w:hAnsi="Times New Roman"/>
+                <w:b w:val="false"/>
+                <w:bCs w:val="false"/>
+                <w:i w:val="false"/>
+                <w:iCs w:val="false"/>
+                <w:color w:val="000000"/>
+                <w:sz w:val="22"/>
+                <w:szCs w:val="22"/>
+              </w:rPr>
+              <w:t xml:space="preserve">It is safe and recommended to share your secret passwords and personal home address with strangers online.</w:t>
+            </w:r>
+          </w:p>
+        </w:tc>
+        <w:tc>
+          <w:tcPr>
+            <w:tcW w:type="pct" w:w="12%"/>
+            <w:tcBorders>
+              <w:top w:val="none" w:color="auto" w:sz="0"/>
+              <w:left w:val="none" w:color="auto" w:sz="0"/>
+              <w:bottom w:val="none" w:color="auto" w:sz="0"/>
+              <w:right w:val="none" w:color="auto" w:sz="0"/>
+            </w:tcBorders>
+          </w:tcPr>
+          <w:p>
+            <w:pPr>
+              <w:jc w:val="right"/>
+            </w:pPr>
+            <w:r>
+              <w:rPr>
+                <w:rFonts w:ascii="Times New Roman" w:cs="Times New Roman" w:eastAsia="Times New Roman" w:hAnsi="Times New Roman"/>
+                <w:b/>
+                <w:bCs/>
+                <w:i w:val="false"/>
+                <w:iCs w:val="false"/>
+                <w:color w:val="B00000"/>
+                <w:sz w:val="22"/>
+                <w:szCs w:val="22"/>
+              </w:rPr>
+              <w:t xml:space="preserve">[  F  ]</w:t>
+            </w:r>
+          </w:p>
+        </w:tc>
+      </w:tr>
+      <w:tr>
+        <w:tc>
+          <w:tcPr>
+            <w:tcW w:type="pct" w:w="5%"/>
+            <w:tcBorders>
+              <w:top w:val="none" w:color="auto" w:sz="0"/>
+              <w:left w:val="none" w:color="auto" w:sz="0"/>
+              <w:bottom w:val="none" w:color="auto" w:sz="0"/>
+              <w:right w:val="none" w:color="auto" w:sz="0"/>
+            </w:tcBorders>
+          </w:tcPr>
+          <w:p>
+            <w:r>
+              <w:rPr>
+                <w:rFonts w:ascii="Times New Roman" w:cs="Times New Roman" w:eastAsia="Times New Roman" w:hAnsi="Times New Roman"/>
+                <w:b/>
+                <w:bCs/>
+                <w:i w:val="false"/>
+                <w:iCs w:val="false"/>
+                <w:color w:val="000000"/>
+                <w:sz w:val="22"/>
+                <w:szCs w:val="22"/>
+              </w:rPr>
+              <w:t xml:space="preserve">3.</w:t>
+            </w:r>
+          </w:p>
+        </w:tc>
+        <w:tc>
+          <w:tcPr>
+            <w:tcW w:type="pct" w:w="83%"/>
+            <w:tcBorders>
+              <w:top w:val="none" w:color="auto" w:sz="0"/>
+              <w:left w:val="none" w:color="auto" w:sz="0"/>
+              <w:bottom w:val="none" w:color="auto" w:sz="0"/>
+              <w:right w:val="none" w:color="auto" w:sz="0"/>
+            </w:tcBorders>
+          </w:tcPr>
+          <w:p>
+            <w:r>
+              <w:rPr>
+                <w:rFonts w:ascii="Times New Roman" w:cs="Times New Roman" w:eastAsia="Times New Roman" w:hAnsi="Times New Roman"/>
+                <w:b w:val="false"/>
+                <w:bCs w:val="false"/>
+                <w:i w:val="false"/>
+                <w:iCs w:val="false"/>
+                <w:color w:val="000000"/>
+                <w:sz w:val="22"/>
+                <w:szCs w:val="22"/>
+              </w:rPr>
+              <w:t xml:space="preserve">An electronic page on the Internet containing text, photos, and links is called a webpage.</w:t>
+            </w:r>
+          </w:p>
+        </w:tc>
+        <w:tc>
+          <w:tcPr>
+            <w:tcW w:type="pct" w:w="12%"/>
+            <w:tcBorders>
+              <w:top w:val="none" w:color="auto" w:sz="0"/>
+              <w:left w:val="none" w:color="auto" w:sz="0"/>
+              <w:bottom w:val="none" w:color="auto" w:sz="0"/>
+              <w:right w:val="none" w:color="auto" w:sz="0"/>
+            </w:tcBorders>
+          </w:tcPr>
+          <w:p>
+            <w:pPr>
+              <w:jc w:val="right"/>
+            </w:pPr>
+            <w:r>
+              <w:rPr>
+                <w:rFonts w:ascii="Times New Roman" w:cs="Times New Roman" w:eastAsia="Times New Roman" w:hAnsi="Times New Roman"/>
+                <w:b/>
+                <w:bCs/>
+                <w:i w:val="false"/>
+                <w:iCs w:val="false"/>
+                <w:color w:val="007700"/>
+                <w:sz w:val="22"/>
+                <w:szCs w:val="22"/>
+              </w:rPr>
+              <w:t xml:space="preserve">[  T  ]</w:t>
+            </w:r>
+          </w:p>
+        </w:tc>
+      </w:tr>
+      <w:tr>
+        <w:tc>
+          <w:tcPr>
+            <w:tcW w:type="pct" w:w="5%"/>
+            <w:tcBorders>
+              <w:top w:val="none" w:color="auto" w:sz="0"/>
+              <w:left w:val="none" w:color="auto" w:sz="0"/>
+              <w:bottom w:val="none" w:color="auto" w:sz="0"/>
+              <w:right w:val="none" w:color="auto" w:sz="0"/>
+            </w:tcBorders>
+          </w:tcPr>
+          <w:p>
+            <w:r>
+              <w:rPr>
+                <w:rFonts w:ascii="Times New Roman" w:cs="Times New Roman" w:eastAsia="Times New Roman" w:hAnsi="Times New Roman"/>
+                <w:b/>
+                <w:bCs/>
+                <w:i w:val="false"/>
+                <w:iCs w:val="false"/>
+                <w:color w:val="000000"/>
+                <w:sz w:val="22"/>
+                <w:szCs w:val="22"/>
+              </w:rPr>
+              <w:t xml:space="preserve">4.</w:t>
+            </w:r>
+          </w:p>
+        </w:tc>
+        <w:tc>
+          <w:tcPr>
+            <w:tcW w:type="pct" w:w="83%"/>
+            <w:tcBorders>
+              <w:top w:val="none" w:color="auto" w:sz="0"/>
+              <w:left w:val="none" w:color="auto" w:sz="0"/>
+              <w:bottom w:val="none" w:color="auto" w:sz="0"/>
+              <w:right w:val="none" w:color="auto" w:sz="0"/>
+            </w:tcBorders>
+          </w:tcPr>
+          <w:p>
+            <w:r>
+              <w:rPr>
+                <w:rFonts w:ascii="Times New Roman" w:cs="Times New Roman" w:eastAsia="Times New Roman" w:hAnsi="Times New Roman"/>
+                <w:b w:val="false"/>
+                <w:bCs w:val="false"/>
+                <w:i w:val="false"/>
+                <w:iCs w:val="false"/>
+                <w:color w:val="000000"/>
+                <w:sz w:val="22"/>
+                <w:szCs w:val="22"/>
+              </w:rPr>
+              <w:t xml:space="preserve">Web browsers like Microsoft Edge and Mozilla Firefox are physical hardware parts like printers.</w:t>
+            </w:r>
+          </w:p>
+        </w:tc>
+        <w:tc>
+          <w:tcPr>
+            <w:tcW w:type="pct" w:w="12%"/>
+            <w:tcBorders>
+              <w:top w:val="none" w:color="auto" w:sz="0"/>
+              <w:left w:val="none" w:color="auto" w:sz="0"/>
+              <w:bottom w:val="none" w:color="auto" w:sz="0"/>
+              <w:right w:val="none" w:color="auto" w:sz="0"/>
+            </w:tcBorders>
+          </w:tcPr>
+          <w:p>
+            <w:pPr>
+              <w:jc w:val="right"/>
+            </w:pPr>
+            <w:r>
+              <w:rPr>
+                <w:rFonts w:ascii="Times New Roman" w:cs="Times New Roman" w:eastAsia="Times New Roman" w:hAnsi="Times New Roman"/>
+                <w:b/>
+                <w:bCs/>
+                <w:i w:val="false"/>
+                <w:iCs w:val="false"/>
+                <w:color w:val="B00000"/>
+                <w:sz w:val="22"/>
+                <w:szCs w:val="22"/>
+              </w:rPr>
+              <w:t xml:space="preserve">[  F  ]</w:t>
+            </w:r>
+          </w:p>
+        </w:tc>
+      </w:tr>
+      <w:tr>
+        <w:tc>
+          <w:tcPr>
+            <w:tcW w:type="pct" w:w="5%"/>
+            <w:tcBorders>
+              <w:top w:val="none" w:color="auto" w:sz="0"/>
+              <w:left w:val="none" w:color="auto" w:sz="0"/>
+              <w:bottom w:val="none" w:color="auto" w:sz="0"/>
+              <w:right w:val="none" w:color="auto" w:sz="0"/>
+            </w:tcBorders>
+          </w:tcPr>
+          <w:p>
+            <w:r>
+              <w:rPr>
+                <w:rFonts w:ascii="Times New Roman" w:cs="Times New Roman" w:eastAsia="Times New Roman" w:hAnsi="Times New Roman"/>
+                <w:b/>
+                <w:bCs/>
+                <w:i w:val="false"/>
+                <w:iCs w:val="false"/>
+                <w:color w:val="000000"/>
+                <w:sz w:val="22"/>
+                <w:szCs w:val="22"/>
+              </w:rPr>
+              <w:t xml:space="preserve">5.</w:t>
+            </w:r>
+          </w:p>
+        </w:tc>
+        <w:tc>
+          <w:tcPr>
+            <w:tcW w:type="pct" w:w="83%"/>
+            <w:tcBorders>
+              <w:top w:val="none" w:color="auto" w:sz="0"/>
+              <w:left w:val="none" w:color="auto" w:sz="0"/>
+              <w:bottom w:val="none" w:color="auto" w:sz="0"/>
+              <w:right w:val="none" w:color="auto" w:sz="0"/>
+            </w:tcBorders>
+          </w:tcPr>
+          <w:p>
+            <w:r>
+              <w:rPr>
+                <w:rFonts w:ascii="Times New Roman" w:cs="Times New Roman" w:eastAsia="Times New Roman" w:hAnsi="Times New Roman"/>
+                <w:b w:val="false"/>
+                <w:bCs w:val="false"/>
+                <w:i w:val="false"/>
+                <w:iCs w:val="false"/>
+                <w:color w:val="000000"/>
+                <w:sz w:val="22"/>
+                <w:szCs w:val="22"/>
+              </w:rPr>
+              <w:t xml:space="preserve">The Internet allows people across the world to send messages, communicate, and share information.</w:t>
+            </w:r>
+          </w:p>
+        </w:tc>
+        <w:tc>
+          <w:tcPr>
+            <w:tcW w:type="pct" w:w="12%"/>
+            <w:tcBorders>
+              <w:top w:val="none" w:color="auto" w:sz="0"/>
+              <w:left w:val="none" w:color="auto" w:sz="0"/>
+              <w:bottom w:val="none" w:color="auto" w:sz="0"/>
+              <w:right w:val="none" w:color="auto" w:sz="0"/>
+            </w:tcBorders>
+          </w:tcPr>
+          <w:p>
+            <w:pPr>
+              <w:jc w:val="right"/>
+            </w:pPr>
+            <w:r>
+              <w:rPr>
+                <w:rFonts w:ascii="Times New Roman" w:cs="Times New Roman" w:eastAsia="Times New Roman" w:hAnsi="Times New Roman"/>
+                <w:b/>
+                <w:bCs/>
+                <w:i w:val="false"/>
+                <w:iCs w:val="false"/>
+                <w:color w:val="007700"/>
+                <w:sz w:val="22"/>
+                <w:szCs w:val="22"/>
+              </w:rPr>
+              <w:t xml:space="preserve">[  T  ]</w:t>
+            </w:r>
+          </w:p>
+        </w:tc>
+      </w:tr>
+    </w:tbl>
+    <w:p>
+      <w:pPr>
+        <w:spacing w:after="20" w:before="80"/>
+        <w:jc w:val="center"/>
+      </w:pPr>
+      <w:r>
+        <w:rPr>
+          <w:rFonts w:ascii="Times New Roman" w:cs="Times New Roman" w:eastAsia="Times New Roman" w:hAnsi="Times New Roman"/>
+          <w:b w:val="false"/>
+          <w:bCs w:val="false"/>
+          <w:i/>
+          <w:iCs/>
+          <w:color w:val="555555"/>
+          <w:sz w:val="18"/>
+          <w:szCs w:val="18"/>
+        </w:rPr>
+        <w:t xml:space="preserve">Evaluation Scheme: 1 Mark for each correct answer (Total: 15 Marks). Syllabus: Chapter 3: Internet &amp; Networks</w:t>
       </w:r>
     </w:p>
     <w:sectPr>
       <w:pgSz w:w="11906" w:h="16838" w:orient="portrait"/>
-      <w:pgMar w:top="1440" w:right="1440" w:bottom="1440" w:left="1440" w:header="708" w:footer="708" w:gutter="0"/>
+      <w:pgMar w:top="720" w:right="1000" w:bottom="720" w:left="1000" w:header="708" w:footer="708" w:gutter="0"/>
       <w:pgNumType/>
       <w:docGrid w:linePitch="360"/>
     </w:sectPr>
